--- a/Particle Explosion Worksheet.docx
+++ b/Particle Explosion Worksheet.docx
@@ -128,7 +128,15 @@
     </w:p>
     <w:p>
       <w:r>
-        <w:t>Go to the project menu and Add Class. Call this new class Particle.cs (note the capital P)</w:t>
+        <w:t xml:space="preserve">Go to the project menu and Add Class. Call this new class </w:t>
+      </w:r>
+      <w:proofErr w:type="spellStart"/>
+      <w:r>
+        <w:t>Particle.cs</w:t>
+      </w:r>
+      <w:proofErr w:type="spellEnd"/>
+      <w:r>
+        <w:t xml:space="preserve"> (note the capital P)</w:t>
       </w:r>
     </w:p>
     <w:p>
@@ -203,6 +211,9 @@
     </w:p>
     <w:p>
       <w:r>
+        <w:rPr>
+          <w:noProof/>
+        </w:rPr>
         <w:drawing>
           <wp:inline distT="0" distB="0" distL="0" distR="0" wp14:anchorId="5441C745" wp14:editId="1BD4DDB7">
             <wp:extent cx="4191000" cy="574835"/>
@@ -242,16 +253,46 @@
     </w:p>
     <w:p>
       <w:r>
-        <w:t xml:space="preserve">The constructor receives the start position of the particle as X, Y co-ordinates and the direction and speed as vectorX and vectorY. </w:t>
-      </w:r>
-    </w:p>
-    <w:p>
-      <w:r>
-        <w:t xml:space="preserve">A Vector2 class in C# stores to float values. The polarity of each number decides the direction and the value of each number decides the speed. The two values are assessed together. We use </w:t>
+        <w:t xml:space="preserve">The constructor receives the start position of the particle as X, Y co-ordinates and the direction and speed as </w:t>
+      </w:r>
+      <w:proofErr w:type="spellStart"/>
+      <w:r>
+        <w:t>vectorX</w:t>
+      </w:r>
+      <w:proofErr w:type="spellEnd"/>
+      <w:r>
+        <w:t xml:space="preserve"> and </w:t>
+      </w:r>
+      <w:proofErr w:type="spellStart"/>
+      <w:r>
+        <w:t>vectorY</w:t>
+      </w:r>
+      <w:proofErr w:type="spellEnd"/>
+      <w:r>
+        <w:t xml:space="preserve">. </w:t>
+      </w:r>
+    </w:p>
+    <w:p>
+      <w:r>
+        <w:t>A Vector2 class in C# stores t</w:t>
+      </w:r>
+      <w:r>
+        <w:t>w</w:t>
+      </w:r>
+      <w:r>
+        <w:t xml:space="preserve">o float values. The polarity of each number decides the direction and the value of each number decides the speed. The two values are assessed together. We use </w:t>
       </w:r>
       <w:r>
         <w:lastRenderedPageBreak/>
-        <w:t>the first Vector2, ParticlePosition, as an X, Y location on the screen but the vector attribute is used to determine the direction and speed. When I use the Vector2 Add method on the two it results in a new position for the particle. I can add in an environmental Vector as well to simulate wind or gravity. Set -2.0 on the X value of this Vector and the wind will blow</w:t>
+        <w:t xml:space="preserve">the first Vector2, </w:t>
+      </w:r>
+      <w:proofErr w:type="spellStart"/>
+      <w:r>
+        <w:t>ParticlePosition</w:t>
+      </w:r>
+      <w:proofErr w:type="spellEnd"/>
+      <w:r>
+        <w:t>, as an X, Y location on the screen but the vector attribute is used to determine the direction and speed. When I use the Vector2 Add method on the two it results in a new position for the particle. I can add in an environmental Vector as well to simulate wind or gravity. Set -2.0 on the X value of this Vector and the wind will blow</w:t>
       </w:r>
       <w:r>
         <w:t>, quite quickly,</w:t>
@@ -265,8 +306,13 @@
     </w:p>
     <w:p>
       <w:r>
-        <w:t>Finally we need to update the position of the particle using a new method Update( )</w:t>
-      </w:r>
+        <w:t xml:space="preserve">Finally we need to update the position of the particle using a new method </w:t>
+      </w:r>
+      <w:proofErr w:type="gramStart"/>
+      <w:r>
+        <w:t>Update( )</w:t>
+      </w:r>
+      <w:proofErr w:type="gramEnd"/>
     </w:p>
     <w:p>
       <w:r>
@@ -330,17 +376,44 @@
         <w:pStyle w:val="Heading1"/>
       </w:pPr>
       <w:r>
-        <w:t>The RandomCirclePoint Class</w:t>
-      </w:r>
-    </w:p>
-    <w:p>
-      <w:r>
-        <w:t>Create a new class as before. This one is called RandomCirclePoint.cs</w:t>
-      </w:r>
-    </w:p>
-    <w:p>
-      <w:r>
-        <w:t>It has one method. GenerateRandomPoint which receives  the radius of the circle in which the points will be and a random seed. It returns two values. The X and Y location of that point relative to the centre of the circle. That’s important because these are going to be values in our vector.</w:t>
+        <w:t xml:space="preserve">The </w:t>
+      </w:r>
+      <w:proofErr w:type="spellStart"/>
+      <w:r>
+        <w:t>RandomCirclePoint</w:t>
+      </w:r>
+      <w:proofErr w:type="spellEnd"/>
+      <w:r>
+        <w:t xml:space="preserve"> Class</w:t>
+      </w:r>
+    </w:p>
+    <w:p>
+      <w:r>
+        <w:t xml:space="preserve">Create a new class as before. This one is called </w:t>
+      </w:r>
+      <w:proofErr w:type="spellStart"/>
+      <w:r>
+        <w:t>RandomCirclePoint.cs</w:t>
+      </w:r>
+      <w:proofErr w:type="spellEnd"/>
+    </w:p>
+    <w:p>
+      <w:r>
+        <w:t xml:space="preserve">It has one method. </w:t>
+      </w:r>
+      <w:proofErr w:type="spellStart"/>
+      <w:r>
+        <w:t>GenerateRandomPoint</w:t>
+      </w:r>
+      <w:proofErr w:type="spellEnd"/>
+      <w:r>
+        <w:t xml:space="preserve"> which </w:t>
+      </w:r>
+      <w:r>
+        <w:t>receives the</w:t>
+      </w:r>
+      <w:r>
+        <w:t xml:space="preserve"> radius of the circle in which the points will be and a random seed. It returns two values. The X and Y location of that point relative to the centre of the circle. That’s important because these are going to be values in our vector.</w:t>
       </w:r>
     </w:p>
     <w:p>
@@ -401,8 +474,13 @@
       </w:r>
     </w:p>
     <w:p>
-      <w:r>
-        <w:t>Next we want to group a whole load of Particles together to make an explosion. For this we’ll create an Explosion class.</w:t>
+      <w:proofErr w:type="gramStart"/>
+      <w:r>
+        <w:t>Next</w:t>
+      </w:r>
+      <w:proofErr w:type="gramEnd"/>
+      <w:r>
+        <w:t xml:space="preserve"> we want to group a whole load of Particles together to make an explosion. For this we’ll create an Explosion class.</w:t>
       </w:r>
     </w:p>
     <w:p>
@@ -429,11 +507,28 @@
     </w:p>
     <w:p>
       <w:r>
-        <w:t>Here are the attributes of the Explosion class. I’ll need a collection of Particles, I chose to use an array. A timer to trigger the regular updates of particle positions, a random seed to help generate random colours and variables to store the Red, Green and Blue values generated.</w:t>
-      </w:r>
-    </w:p>
-    <w:p>
-      <w:r>
+        <w:t xml:space="preserve">Here are the attributes of the Explosion class. I’ll need a collection of </w:t>
+      </w:r>
+      <w:proofErr w:type="gramStart"/>
+      <w:r>
+        <w:t>Particles,</w:t>
+      </w:r>
+      <w:proofErr w:type="gramEnd"/>
+      <w:r>
+        <w:t xml:space="preserve"> I chose to use an array. A timer to trigger the regular updates of particle positions, a random seed to help generate random colours and variables to store the </w:t>
+      </w:r>
+      <w:r>
+        <w:t>red, green and blue</w:t>
+      </w:r>
+      <w:r>
+        <w:t xml:space="preserve"> values generated.</w:t>
+      </w:r>
+    </w:p>
+    <w:p>
+      <w:r>
+        <w:rPr>
+          <w:noProof/>
+        </w:rPr>
         <w:drawing>
           <wp:inline distT="0" distB="0" distL="0" distR="0" wp14:anchorId="545FF5BB" wp14:editId="7226048B">
             <wp:extent cx="4222750" cy="766684"/>
@@ -473,11 +568,20 @@
     </w:p>
     <w:p>
       <w:r>
-        <w:t>Next we create the constructor for this class.</w:t>
-      </w:r>
-    </w:p>
-    <w:p>
-      <w:r>
+        <w:t>Next</w:t>
+      </w:r>
+      <w:r>
+        <w:t>,</w:t>
+      </w:r>
+      <w:r>
+        <w:t xml:space="preserve"> we create the constructor for this class.</w:t>
+      </w:r>
+    </w:p>
+    <w:p>
+      <w:r>
+        <w:rPr>
+          <w:noProof/>
+        </w:rPr>
         <w:drawing>
           <wp:inline distT="0" distB="0" distL="0" distR="0" wp14:anchorId="2C396BD9" wp14:editId="196A5B8D">
             <wp:extent cx="5245100" cy="1992046"/>
@@ -517,12 +621,32 @@
     </w:p>
     <w:p>
       <w:r>
-        <w:t>First, I generate the R,G,B values for the colour. Not necessary, but fun.</w:t>
-      </w:r>
-    </w:p>
-    <w:p>
-      <w:r>
-        <w:t>Then, I’m iterating through the Particle array, generating a very random seed, calling the RandomCirclePoint method to get a new point to use as a vector for each particle, then I instantiate each particle into the array. Note: this method receives the start point of the explosion which is where we click on the screen. Once we’ve done all that we can create the new timer with a 100ms period.</w:t>
+        <w:t xml:space="preserve">First, I generate the </w:t>
+      </w:r>
+      <w:r>
+        <w:t>R, G</w:t>
+      </w:r>
+      <w:r>
+        <w:t>,</w:t>
+      </w:r>
+      <w:r>
+        <w:t xml:space="preserve"> </w:t>
+      </w:r>
+      <w:r>
+        <w:t>B values for the colour. Not necessary, but fun.</w:t>
+      </w:r>
+    </w:p>
+    <w:p>
+      <w:r>
+        <w:t xml:space="preserve">Then, I’m iterating through the Particle array, generating a very random seed, calling the </w:t>
+      </w:r>
+      <w:proofErr w:type="spellStart"/>
+      <w:r>
+        <w:t>RandomCirclePoint</w:t>
+      </w:r>
+      <w:proofErr w:type="spellEnd"/>
+      <w:r>
+        <w:t xml:space="preserve"> method to get a new point to use as a vector for each particle, then I instantiate each particle into the array. Note: this method receives the start point of the explosion which is where we click on the screen. Once we’ve done all that we can create the new timer with a 100ms period.</w:t>
       </w:r>
     </w:p>
     <w:p>
@@ -584,7 +708,20 @@
     </w:p>
     <w:p>
       <w:r>
-        <w:t>So, on each 100ms tick of the timer I update the position of each particle using the Particle.Update( ) method</w:t>
+        <w:t xml:space="preserve">So, on each 100ms tick of the timer I update the position of each particle using the </w:t>
+      </w:r>
+      <w:proofErr w:type="spellStart"/>
+      <w:r>
+        <w:t>Particle.Update</w:t>
+      </w:r>
+      <w:proofErr w:type="spellEnd"/>
+      <w:proofErr w:type="gramStart"/>
+      <w:r>
+        <w:t>( )</w:t>
+      </w:r>
+      <w:proofErr w:type="gramEnd"/>
+      <w:r>
+        <w:t xml:space="preserve"> method</w:t>
       </w:r>
       <w:r>
         <w:t>.</w:t>
@@ -592,7 +729,35 @@
     </w:p>
     <w:p>
       <w:r>
-        <w:t>Then I use the Form.Invalidate( ) method to redraw the form. This still crashes sometimes when I shut the form and it tries to redraw a closed form. Work  in progress.</w:t>
+        <w:t xml:space="preserve">Then I use the </w:t>
+      </w:r>
+      <w:proofErr w:type="spellStart"/>
+      <w:r>
+        <w:t>Form.Invalidate</w:t>
+      </w:r>
+      <w:proofErr w:type="spellEnd"/>
+      <w:proofErr w:type="gramStart"/>
+      <w:r>
+        <w:t>( )</w:t>
+      </w:r>
+      <w:proofErr w:type="gramEnd"/>
+      <w:r>
+        <w:t xml:space="preserve"> method to redraw the form. This still crashes sometimes when I shut the </w:t>
+      </w:r>
+      <w:r>
+        <w:t>form,</w:t>
+      </w:r>
+      <w:r>
+        <w:t xml:space="preserve"> and it tries to redraw a closed form. </w:t>
+      </w:r>
+      <w:r>
+        <w:t>See fix at the end of the works</w:t>
+      </w:r>
+      <w:r>
+        <w:t>heet</w:t>
+      </w:r>
+      <w:r>
+        <w:t>.</w:t>
       </w:r>
     </w:p>
     <w:p>
@@ -603,7 +768,13 @@
     <w:p>
       <w:r>
         <w:lastRenderedPageBreak/>
-        <w:t>Finally we can get to the Form1 class. This will have been generated automatically when you created the project. Go to the form designer. You’ll see it as Form1.cs[design] on the tabs at the top.</w:t>
+        <w:t>Finally</w:t>
+      </w:r>
+      <w:r>
+        <w:t>,</w:t>
+      </w:r>
+      <w:r>
+        <w:t xml:space="preserve"> we can get to the Form1 class. This will have been generated automatically when you created the project. Go to the form designer. You’ll see it as Form1.cs[design] on the tabs at the top.</w:t>
       </w:r>
     </w:p>
     <w:p>
@@ -620,7 +791,15 @@
         </w:numPr>
       </w:pPr>
       <w:r>
-        <w:t>Set the form BackColor to black</w:t>
+        <w:t xml:space="preserve">Set the form </w:t>
+      </w:r>
+      <w:proofErr w:type="spellStart"/>
+      <w:r>
+        <w:t>BackColor</w:t>
+      </w:r>
+      <w:proofErr w:type="spellEnd"/>
+      <w:r>
+        <w:t xml:space="preserve"> to black</w:t>
       </w:r>
     </w:p>
     <w:p>
@@ -632,7 +811,15 @@
         </w:numPr>
       </w:pPr>
       <w:r>
-        <w:t>Set DoubleBuffered to true. //this smooths the animations</w:t>
+        <w:t xml:space="preserve">Set </w:t>
+      </w:r>
+      <w:proofErr w:type="spellStart"/>
+      <w:r>
+        <w:t>DoubleBuffered</w:t>
+      </w:r>
+      <w:proofErr w:type="spellEnd"/>
+      <w:r>
+        <w:t xml:space="preserve"> to true. //this smooths the animations</w:t>
       </w:r>
     </w:p>
     <w:p>
@@ -656,7 +843,15 @@
         </w:numPr>
       </w:pPr>
       <w:r>
-        <w:t>Double click the Click event</w:t>
+        <w:t xml:space="preserve">Double </w:t>
+      </w:r>
+      <w:proofErr w:type="gramStart"/>
+      <w:r>
+        <w:t>click</w:t>
+      </w:r>
+      <w:proofErr w:type="gramEnd"/>
+      <w:r>
+        <w:t xml:space="preserve"> the Click event</w:t>
       </w:r>
     </w:p>
     <w:p>
@@ -668,7 +863,15 @@
         </w:numPr>
       </w:pPr>
       <w:r>
-        <w:t>Double click the MouseMove event</w:t>
+        <w:t xml:space="preserve">Double click the </w:t>
+      </w:r>
+      <w:proofErr w:type="spellStart"/>
+      <w:r>
+        <w:t>MouseMove</w:t>
+      </w:r>
+      <w:proofErr w:type="spellEnd"/>
+      <w:r>
+        <w:t xml:space="preserve"> event</w:t>
       </w:r>
     </w:p>
     <w:p>
@@ -680,7 +883,15 @@
         </w:numPr>
       </w:pPr>
       <w:r>
-        <w:t>Double click the Paint event.</w:t>
+        <w:t xml:space="preserve">Double </w:t>
+      </w:r>
+      <w:proofErr w:type="gramStart"/>
+      <w:r>
+        <w:t>click</w:t>
+      </w:r>
+      <w:proofErr w:type="gramEnd"/>
+      <w:r>
+        <w:t xml:space="preserve"> the Paint event.</w:t>
       </w:r>
     </w:p>
     <w:p>
@@ -843,7 +1054,13 @@
         </w:drawing>
       </w:r>
       <w:r>
-        <w:t>When the form is clicked we create a new explosion at the cursor location</w:t>
+        <w:t xml:space="preserve">When the form is </w:t>
+      </w:r>
+      <w:r>
+        <w:t>clicked,</w:t>
+      </w:r>
+      <w:r>
+        <w:t xml:space="preserve"> we create a new explosion at the cursor location</w:t>
       </w:r>
     </w:p>
     <w:p/>
@@ -912,7 +1129,13 @@
     <w:p>
       <w:r>
         <w:lastRenderedPageBreak/>
-        <w:t xml:space="preserve">Finally, Here is the Paint Method. This </w:t>
+        <w:t xml:space="preserve">Finally, </w:t>
+      </w:r>
+      <w:r>
+        <w:t>here</w:t>
+      </w:r>
+      <w:r>
+        <w:t xml:space="preserve"> is the Paint Method. This </w:t>
       </w:r>
       <w:r>
         <w:t>one is going to be complicated because I need to iterate through each explosion THEN iterate through each particle in that explosion and draw its updated position. There will be loops within loops.</w:t>
@@ -925,6 +1148,9 @@
     </w:p>
     <w:p>
       <w:r>
+        <w:rPr>
+          <w:noProof/>
+        </w:rPr>
         <w:drawing>
           <wp:inline distT="0" distB="0" distL="0" distR="0" wp14:anchorId="577CDC1A" wp14:editId="354A01A9">
             <wp:extent cx="5048250" cy="578317"/>
@@ -1026,6 +1252,9 @@
     </w:p>
     <w:p>
       <w:r>
+        <w:rPr>
+          <w:noProof/>
+        </w:rPr>
         <w:drawing>
           <wp:inline distT="0" distB="0" distL="0" distR="0" wp14:anchorId="066E0490" wp14:editId="3095503A">
             <wp:extent cx="5327650" cy="242595"/>
@@ -1065,11 +1294,23 @@
     </w:p>
     <w:p>
       <w:r>
-        <w:t>Finally we check to make sure the time to death isn’t too small. If that’s OK then draw the particle</w:t>
-      </w:r>
-    </w:p>
-    <w:p>
-      <w:r>
+        <w:t>Finally,</w:t>
+      </w:r>
+      <w:r>
+        <w:t xml:space="preserve"> we check to make sure the time to death isn’t too small. If that’s </w:t>
+      </w:r>
+      <w:r>
+        <w:t>OK,</w:t>
+      </w:r>
+      <w:r>
+        <w:t xml:space="preserve"> then draw the particle</w:t>
+      </w:r>
+    </w:p>
+    <w:p>
+      <w:r>
+        <w:rPr>
+          <w:noProof/>
+        </w:rPr>
         <w:drawing>
           <wp:inline distT="0" distB="0" distL="0" distR="0" wp14:anchorId="028BD3C2" wp14:editId="6574B034">
             <wp:extent cx="4756150" cy="805689"/>
@@ -1200,7 +1441,21 @@
       </w:pPr>
       <w:r>
         <w:lastRenderedPageBreak/>
-        <w:t>Now try to change the environment to the explosion goes in a fast streak towards the top left of the screen as if a fast moving space ship just exploded</w:t>
+        <w:t xml:space="preserve">Now try to change the environment to the explosion goes in a fast streak towards the top left of the screen as if a </w:t>
+      </w:r>
+      <w:r>
+        <w:t>fast-moving</w:t>
+      </w:r>
+      <w:r>
+        <w:t xml:space="preserve"> </w:t>
+      </w:r>
+      <w:proofErr w:type="gramStart"/>
+      <w:r>
+        <w:t>space ship</w:t>
+      </w:r>
+      <w:proofErr w:type="gramEnd"/>
+      <w:r>
+        <w:t xml:space="preserve"> just exploded</w:t>
       </w:r>
       <w:r>
         <w:t>.</w:t>
@@ -1289,6 +1544,84 @@
       <w:r>
         <w:t>Show your code here.</w:t>
       </w:r>
+    </w:p>
+    <w:p/>
+    <w:p>
+      <w:r>
+        <w:t>To fix the random crashes on exit</w:t>
+      </w:r>
+      <w:r>
+        <w:t>,</w:t>
+      </w:r>
+      <w:r>
+        <w:t xml:space="preserve"> </w:t>
+      </w:r>
+      <w:r>
+        <w:t>c</w:t>
+      </w:r>
+      <w:r>
+        <w:t xml:space="preserve">reate a handler for the </w:t>
+      </w:r>
+      <w:proofErr w:type="spellStart"/>
+      <w:r>
+        <w:t>FormClosed</w:t>
+      </w:r>
+      <w:proofErr w:type="spellEnd"/>
+      <w:r>
+        <w:t xml:space="preserve"> event on Form1 and add the following line to exit the application</w:t>
+      </w:r>
+      <w:r>
+        <w:t>. This will exit the application as soon as the form is closed to avoid the Explosion class from running on alone</w:t>
+      </w:r>
+      <w:r>
+        <w:t xml:space="preserve"> and then crashing when it tries to update a form that has been closed.</w:t>
+      </w:r>
+    </w:p>
+    <w:p>
+      <w:pPr>
+        <w:rPr>
+          <w:rFonts w:ascii="Courier Std" w:hAnsi="Courier Std"/>
+          <w:b/>
+          <w:bCs/>
+        </w:rPr>
+      </w:pPr>
+      <w:proofErr w:type="spellStart"/>
+      <w:r>
+        <w:rPr>
+          <w:rFonts w:ascii="Courier Std" w:hAnsi="Courier Std"/>
+          <w:b/>
+          <w:bCs/>
+        </w:rPr>
+        <w:t>Application.Exit</w:t>
+      </w:r>
+      <w:proofErr w:type="spellEnd"/>
+      <w:r>
+        <w:rPr>
+          <w:rFonts w:ascii="Courier Std" w:hAnsi="Courier Std"/>
+          <w:b/>
+          <w:bCs/>
+        </w:rPr>
+        <w:t>(</w:t>
+      </w:r>
+      <w:proofErr w:type="gramStart"/>
+      <w:r>
+        <w:rPr>
+          <w:rFonts w:ascii="Courier Std" w:hAnsi="Courier Std"/>
+          <w:b/>
+          <w:bCs/>
+        </w:rPr>
+        <w:t>);</w:t>
+      </w:r>
+      <w:proofErr w:type="gramEnd"/>
+    </w:p>
+    <w:p>
+      <w:pPr>
+        <w:rPr>
+          <w:rFonts w:ascii="Courier Std" w:hAnsi="Courier Std"/>
+          <w:b/>
+          <w:bCs/>
+        </w:rPr>
+      </w:pPr>
     </w:p>
     <w:sectPr>
       <w:pgSz w:w="11906" w:h="16838"/>

--- a/Particle Explosion Worksheet.docx
+++ b/Particle Explosion Worksheet.docx
@@ -127,15 +127,29 @@
       </w:r>
     </w:p>
     <w:p>
-      <w:r>
+      <w:pPr>
+        <w:rPr>
+          <w:highlight w:val="yellow"/>
+        </w:rPr>
+      </w:pPr>
+      <w:r>
+        <w:rPr>
+          <w:highlight w:val="yellow"/>
+        </w:rPr>
         <w:t xml:space="preserve">Go to the project menu and Add Class. Call this new class </w:t>
       </w:r>
       <w:proofErr w:type="spellStart"/>
       <w:r>
+        <w:rPr>
+          <w:highlight w:val="yellow"/>
+        </w:rPr>
         <w:t>Particle.cs</w:t>
       </w:r>
       <w:proofErr w:type="spellEnd"/>
       <w:r>
+        <w:rPr>
+          <w:highlight w:val="yellow"/>
+        </w:rPr>
         <w:t xml:space="preserve"> (note the capital P)</w:t>
       </w:r>
     </w:p>
